--- a/backend/data/attachments/trust_setup_1.docx
+++ b/backend/data/attachments/trust_setup_1.docx
@@ -43,13 +43,13 @@
     </w:p>
     <w:p>
       <w:r>
-        <w:t>截至报告期末，信托财产总规模为40741万元，其中：</w:t>
+        <w:t>截至报告期末，信托财产总规模为23024万元，其中：</w:t>
         <w:br/>
-        <w:t>- 贷款类资产：5848万元</w:t>
+        <w:t>- 贷款类资产：9515万元</w:t>
         <w:br/>
-        <w:t>- 现金及银行存款：2918万元</w:t>
+        <w:t>- 现金及银行存款：2732万元</w:t>
         <w:br/>
-        <w:t>- 应收利息：532万元</w:t>
+        <w:t>- 应收利息：529万元</w:t>
       </w:r>
     </w:p>
     <w:p>
